--- a/docs/SC_User_Guide_EN.docx
+++ b/docs/SC_User_Guide_EN.docx
@@ -895,7 +895,7 @@
           <w:sz w:val="22"/>
           <w:szCs w:val="22"/>
         </w:rPr>
-        <w:t xml:space="preserve">Default credentials (change immediately after first login!):</w:t>
+        <w:t>There is no shared default admin account. The first administrator is created in the installation wizard.</w:t>
       </w:r>
     </w:p>
     <w:p>
@@ -1096,7 +1096,7 @@
           <w:sz w:val="22"/>
           <w:szCs w:val="22"/>
         </w:rPr>
-        <w:t xml:space="preserve">Click your username in the top-right navigation</w:t>
+        <w:t>Open User Info from the bottom-left user area</w:t>
       </w:r>
     </w:p>
     <w:p>
@@ -5993,6 +5993,39 @@
         </w:tc>
       </w:tr>
     </w:tbl>
+    <w:p>
+      <w:r>
+        <w:br w:type="page"/>
+      </w:r>
+    </w:p>
+    <w:p>
+      <w:r>
+        <w:rPr>
+          <w:b/>
+        </w:rPr>
+        <w:t>Current user-visible changes (2026-04-28)</w:t>
+      </w:r>
+    </w:p>
+    <w:p>
+      <w:r>
+        <w:t>• The Help entry in the bottom-left navigation opens the full /help web.</w:t>
+      </w:r>
+    </w:p>
+    <w:p>
+      <w:r>
+        <w:t>• User view, language, and persona are managed together on /user-info.</w:t>
+      </w:r>
+    </w:p>
+    <w:p>
+      <w:r>
+        <w:t>• Operations now helps identify service risk, overloaded service owners, contract gaps, duplicate/overlapping coverage, and recommended governance actions.</w:t>
+      </w:r>
+    </w:p>
+    <w:p>
+      <w:r>
+        <w:t>• C3 coverage drill-downs open generic C3/capability pages; the legacy FMN Air C2 web page is not part of production navigation.</w:t>
+      </w:r>
+    </w:p>
     <w:sectPr>
       <w:headerReference w:type="default" r:id="rId7"/>
       <w:footerReference w:type="default" r:id="rId8"/>
